--- a/docs/requirements/Horse_Transport_System_Confirmed_Business_Workflow_Specification.docx
+++ b/docs/requirements/Horse_Transport_System_Confirmed_Business_Workflow_Specification.docx
@@ -454,25 +454,27 @@
         <w:br/>
         <w:t xml:space="preserve">      ├─ Customer Cancel → CANCELLED</w:t>
         <w:br/>
-        <w:t xml:space="preserve">      └─ Deposit paid successfully → APPROVED</w:t>
+        <w:t xml:space="preserve">      └─ Signed Stripe Deposit webhook → APPROVED</w:t>
         <w:br/>
-        <w:t xml:space="preserve">         → TS Document Phase</w:t>
+        <w:t xml:space="preserve">         → LM manually assigns exactly 1 TS + exactly 1 FRC</w:t>
+        <w:br/>
+        <w:t xml:space="preserve">         → Assigned TS Document Phase</w:t>
         <w:br/>
         <w:t xml:space="preserve">            ├─ Deadline failure → CANCELLED + Deposit Refund</w:t>
         <w:br/>
-        <w:t xml:space="preserve">            └─ TS Final Confirm</w:t>
+        <w:t xml:space="preserve">            └─ Assigned TS Final Confirm</w:t>
         <w:br/>
         <w:t xml:space="preserve">               → Customer pays Remaining Balance</w:t>
         <w:br/>
-        <w:t xml:space="preserve">               → FRC Route Planning</w:t>
+        <w:t xml:space="preserve">               → Assigned FRC Route Planning</w:t>
         <w:br/>
-        <w:t xml:space="preserve">               → FRC Confirm Route Ready</w:t>
+        <w:t xml:space="preserve">               → Assigned FRC Confirm Route Ready</w:t>
         <w:br/>
         <w:t xml:space="preserve">               → LM Final Review</w:t>
         <w:br/>
-        <w:t xml:space="preserve">                  ├─ Return to FRC + reason</w:t>
+        <w:t xml:space="preserve">                  ├─ Return to assigned FRC + reason</w:t>
         <w:br/>
-        <w:t xml:space="preserve">                  └─ Confirm</w:t>
+        <w:t xml:space="preserve">                  └─ Confirm / permanently lock</w:t>
         <w:br/>
         <w:t xml:space="preserve">                     → System auto-assigns execution staff</w:t>
         <w:br/>
@@ -770,7 +772,7 @@
         <w:ind w:left="360"/>
       </w:pPr>
       <w:r>
-        <w:t>Deposit success triggers generation of the mandatory document checklist and starts the TS Document Phase.</w:t>
+        <w:t>Deposit success triggers idempotent generation of the mandatory document checklist and makes Order-level TS/FRC assignment available to LM; only the assigned TS may perform TS actions.</w:t>
       </w:r>
     </w:p>
     <w:p>
@@ -808,7 +810,7 @@
         <w:ind w:left="360"/>
       </w:pPr>
       <w:r>
-        <w:t>Only after successful Remaining Balance payment is the Order handed over to FRC for Route Planning.</w:t>
+        <w:t>Only after successful Remaining Balance payment does the Order become actionable for its already assigned FRC in the FRC Route Planning work queue.</w:t>
       </w:r>
     </w:p>
     <w:p>
@@ -846,6 +848,70 @@
     </w:p>
     <w:p>
       <w:pPr>
+        <w:pStyle w:val="Heading2"/>
+      </w:pPr>
+      <w:r>
+        <w:t>5.4 Order-Level TS/FRC Assignment</w:t>
+      </w:r>
+    </w:p>
+    <w:p>
+      <w:pPr>
+        <w:pStyle w:val="ListBullet"/>
+      </w:pPr>
+      <w:r>
+        <w:t>After the signed Stripe webhook records Deposit PAID and moves the Order from QUOTATION_SENT to APPROVED, LM manually assigns exactly one Transport Specialist and exactly one Fleet &amp; Route Coordinator in one confirmation action.</w:t>
+      </w:r>
+    </w:p>
+    <w:p>
+      <w:pPr>
+        <w:pStyle w:val="ListBullet"/>
+      </w:pPr>
+      <w:r>
+        <w:t>The TS candidate list contains only ACTIVE users whose role is TRANSPORT_SPECIALIST. The FRC candidate list contains only ACTIVE users whose role is FLEET_ROUTE_COORDINATOR.</w:t>
+      </w:r>
+    </w:p>
+    <w:p>
+      <w:pPr>
+        <w:pStyle w:val="ListBullet"/>
+      </w:pPr>
+      <w:r>
+        <w:t>Each candidate exposes the staff identity required by the UI, full name, role, and activeOrderCount. Lists should preferably be ordered by activeOrderCount ascending, with a stable identity tie-breaker; the count is decision-support information only and the System never chooses TS/FRC for LM.</w:t>
+      </w:r>
+    </w:p>
+    <w:p>
+      <w:pPr>
+        <w:pStyle w:val="ListBullet"/>
+      </w:pPr>
+      <w:r>
+        <w:t>For TS, activeOrderCount is the number of TS Order assignments whose Order is APPROVED and documents_final_confirmed_at is null. The count ends on TS Final Confirm or earlier terminal cancellation/rejection.</w:t>
+      </w:r>
+    </w:p>
+    <w:p>
+      <w:pPr>
+        <w:pStyle w:val="ListBullet"/>
+      </w:pPr>
+      <w:r>
+        <w:t>For FRC, activeOrderCount is the number of FRC Order assignments on non-terminal Orders for which no LM-approved Route Plan exists. It includes assigned Orders that are still waiting for Document Phase completion or Remaining Balance because they are already allocated responsibility; the count ends when LM approves/locks the Route Plan or the Order becomes terminal.</w:t>
+      </w:r>
+    </w:p>
+    <w:p>
+      <w:pPr>
+        <w:pStyle w:val="ListBullet"/>
+      </w:pPr>
+      <w:r>
+        <w:t>Assignment is mandatory work allocation. TS/FRC do not accept, reject, or negotiate it. The MVP has no assignment-request lifecycle and no reassignment workflow.</w:t>
+      </w:r>
+    </w:p>
+    <w:p>
+      <w:pPr>
+        <w:pStyle w:val="ListBullet"/>
+      </w:pPr>
+      <w:r>
+        <w:t>The assigned TS work queue shows only that authenticated TS's assigned APPROVED Orders whose Document Phase is not Final Confirmed. The assigned FRC work queue shows only that authenticated FRC's assigned Orders that have Remaining Balance PAID and whose Route Plan is absent, DRAFT, or RETURNED; PENDING_LM_REVIEW and APPROVED plans are not actionable for FRC.</w:t>
+      </w:r>
+    </w:p>
+    <w:p>
+      <w:pPr>
         <w:pStyle w:val="Heading1"/>
       </w:pPr>
       <w:r>
@@ -897,7 +963,7 @@
         <w:ind w:left="360"/>
       </w:pPr>
       <w:r>
-        <w:t>TS reviews, approves/rejects with reason, and performs Final Confirm. TS does not upload or edit Customer documents.</w:t>
+        <w:t>Only the assigned TS reviews, approves/rejects with reason, sets the Order deadline, and performs Final Confirm. TS does not upload or edit Customer documents.</w:t>
       </w:r>
     </w:p>
     <w:p>
@@ -913,7 +979,7 @@
         <w:pStyle w:val="Flow"/>
       </w:pPr>
       <w:r>
-        <w:t>Upload → DRAFT → Customer Submit → PENDING_REVIEW → TS Review → APPROVED / REJECTED</w:t>
+        <w:t>Upload → DRAFT → Customer Submit → PENDING_REVIEW → Assigned TS Review → APPROVED / REJECTED</w:t>
       </w:r>
     </w:p>
     <w:p>
@@ -1009,7 +1075,7 @@
         <w:ind w:left="360"/>
       </w:pPr>
       <w:r>
-        <w:t>TS sets one Document Completion Deadline for the entire Order and informs Customer.</w:t>
+        <w:t>The assigned TS sets one Document Completion Deadline for the entire Order and informs Customer.</w:t>
       </w:r>
     </w:p>
     <w:p>
@@ -1019,7 +1085,7 @@
         <w:ind w:left="360"/>
       </w:pPr>
       <w:r>
-        <w:t>Before the deadline, Customer and TS may repeat Submit → Review → Reject → New Version → Submit.</w:t>
+        <w:t>Before the deadline, Customer and the assigned TS may repeat Submit → Review → Reject → New Version → Submit.</w:t>
       </w:r>
     </w:p>
     <w:p>
@@ -1049,7 +1115,7 @@
         <w:ind w:left="360"/>
       </w:pPr>
       <w:r>
-        <w:t>If TS rejects such a pending document after the deadline, System auto-cancels immediately; there is no correction extension.</w:t>
+        <w:t>If the assigned TS rejects such a pending document after the deadline, System auto-cancels immediately; there is no correction extension.</w:t>
       </w:r>
     </w:p>
     <w:p>
@@ -1128,7 +1194,7 @@
         <w:ind w:left="360"/>
       </w:pPr>
       <w:r>
-        <w:t>TS must explicitly Final Confirm; System does not automatically hand over the phase.</w:t>
+        <w:t>The assigned TS must explicitly Final Confirm; System does not automatically hand over the phase.</w:t>
       </w:r>
     </w:p>
     <w:p>
@@ -1148,7 +1214,7 @@
         <w:ind w:left="360"/>
       </w:pPr>
       <w:r>
-        <w:t>Customer is then requested to pay the Remaining Balance; successful payment hands the Order to FRC.</w:t>
+        <w:t>Customer is then requested to pay the Remaining Balance; successful payment makes the Order actionable for its assigned FRC.</w:t>
       </w:r>
     </w:p>
     <w:p>
@@ -1166,7 +1232,7 @@
         <w:ind w:left="360"/>
       </w:pPr>
       <w:r>
-        <w:t>FRC manually constructs an ordered list of RouteLegs; at least one RouteLeg is required.</w:t>
+        <w:t>Only the assigned FRC may construct or revise the Order's ordered RouteLeg list; at least one RouteLeg is required.</w:t>
       </w:r>
     </w:p>
     <w:p>
@@ -1244,7 +1310,7 @@
         <w:ind w:left="360"/>
       </w:pPr>
       <w:r>
-        <w:t>FRC manually selects concrete Vehicles.</w:t>
+        <w:t>The assigned FRC manually selects concrete Vehicles from existing fleet/reference data; Vehicle CRUD and a fleet-management subsystem are outside MVP.</w:t>
       </w:r>
     </w:p>
     <w:p>
@@ -1284,7 +1350,7 @@
         <w:ind w:left="360"/>
       </w:pPr>
       <w:r>
-        <w:t>The same Vehicle cannot be assigned to ROAD legs with overlapping planned times.</w:t>
+        <w:t>Vehicle schedule availability is derived from existing ROAD allocations. A relevant existing allocation is the same Vehicle on another ROAD RouteLeg whose parent Order is non-terminal. The Vehicle is unavailable for [newStart, newEnd) when that allocation satisfies newStart &lt; existingEnd AND newEnd &gt; existingStart; the current RouteLeg is excluded and touching endpoints do not overlap.</w:t>
       </w:r>
     </w:p>
     <w:p>
@@ -1309,6 +1375,22 @@
     </w:p>
     <w:p>
       <w:pPr>
+        <w:pStyle w:val="ListBullet"/>
+      </w:pPr>
+      <w:r>
+        <w:t>Schedule availability must not be represented by toggling an AVAILABLE/BUSY or AVAILABLE/ASSIGNED flag. Vehicle status may exclude MAINTENANCE/INACTIVE master records, but busy/free is derived from RouteLeg intervals and road_leg_vehicles allocations.</w:t>
+      </w:r>
+    </w:p>
+    <w:p>
+      <w:pPr>
+        <w:pStyle w:val="ListBullet"/>
+      </w:pPr>
+      <w:r>
+        <w:t>A small idempotent demo/reference dataset with a few Vehicles of different existing horse_capacity values is sufficient for capacity, insufficient-capacity, and overlap scenarios; no new Vehicle fields or types are introduced.</w:t>
+      </w:r>
+    </w:p>
+    <w:p>
+      <w:pPr>
         <w:pStyle w:val="Heading1"/>
       </w:pPr>
       <w:r>
@@ -1410,7 +1492,7 @@
         <w:ind w:left="360"/>
       </w:pPr>
       <w:r>
-        <w:t>Return unlocks route planning for FRC correction and resubmission.</w:t>
+        <w:t>Return unlocks route planning for the assigned FRC to correct and resubmit.</w:t>
       </w:r>
     </w:p>
     <w:p>
@@ -1557,6 +1639,38 @@
     <w:p>
       <w:pPr>
         <w:pStyle w:val="ListBullet"/>
+      </w:pPr>
+      <w:r>
+        <w:t>For a ROAD execution unit, an eligible Driver is ACTIVE, has role DRIVER, and has no non-completed ROAD execution assignment whose RouteLeg planned interval overlaps the required interval.</w:t>
+      </w:r>
+    </w:p>
+    <w:p>
+      <w:pPr>
+        <w:pStyle w:val="ListBullet"/>
+      </w:pPr>
+      <w:r>
+        <w:t>For ROAD or AIR execution, an eligible Escort is ACTIVE, has role ESCORT, and has no non-completed ROAD or AIR execution assignment whose RouteLeg planned interval overlaps the required interval.</w:t>
+      </w:r>
+    </w:p>
+    <w:p>
+      <w:pPr>
+        <w:pStyle w:val="ListBullet"/>
+      </w:pPr>
+      <w:r>
+        <w:t>For each execution unit, System removes ineligible candidates, selects the eligible candidate with the lowest active execution-assignment count, and resolves ties by the existing stable user identifier. Driver count covers non-completed ROAD executions; Escort count covers non-completed ROAD and AIR executions.</w:t>
+      </w:r>
+    </w:p>
+    <w:p>
+      <w:pPr>
+        <w:pStyle w:val="ListBullet"/>
+      </w:pPr>
+      <w:r>
+        <w:t>Assignments created earlier in the same automatic assignment operation participate in overlap checks, so the same person is not double-booked across overlapping units.</w:t>
+      </w:r>
+    </w:p>
+    <w:p>
+      <w:pPr>
+        <w:pStyle w:val="ListBullet"/>
         <w:spacing w:after="40"/>
         <w:ind w:left="360"/>
       </w:pPr>
@@ -2293,7 +2407,7 @@
         <w:ind w:left="360"/>
       </w:pPr>
       <w:r>
-        <w:t>Manual staff assignment or mid-trip reassignment</w:t>
+        <w:t>Manual Driver/Escort assignment or mid-trip reassignment</w:t>
       </w:r>
     </w:p>
     <w:p>
@@ -2308,6 +2422,30 @@
     </w:p>
     <w:p>
       <w:pPr>
+        <w:pStyle w:val="ListBullet"/>
+      </w:pPr>
+      <w:r>
+        <w:t>TS/FRC assignment acceptance, rejection, negotiation, recommendation, optimization, limits, shifts, leave, or reassignment</w:t>
+      </w:r>
+    </w:p>
+    <w:p>
+      <w:pPr>
+        <w:pStyle w:val="ListBullet"/>
+      </w:pPr>
+      <w:r>
+        <w:t>Vehicle CRUD, procurement, maintenance calendar, third-party fleet/provider booking, external fleet API, or GPS tracking</w:t>
+      </w:r>
+    </w:p>
+    <w:p>
+      <w:pPr>
+        <w:pStyle w:val="ListBullet"/>
+      </w:pPr>
+      <w:r>
+        <w:t>Driver/Escort manual selection, shift/leave/license/proximity scoring, or fallback workflow</w:t>
+      </w:r>
+    </w:p>
+    <w:p>
+      <w:pPr>
         <w:pStyle w:val="Heading1"/>
       </w:pPr>
       <w:r>
@@ -2392,6 +2530,14 @@
       </w:pPr>
       <w:r>
         <w:t>Driver + Escort + Customer all required for final handover.</w:t>
+      </w:r>
+    </w:p>
+    <w:p>
+      <w:pPr>
+        <w:pStyle w:val="ListBullet"/>
+      </w:pPr>
+      <w:r>
+        <w:t>Automatic System selection of the Order-level TS or FRC; this was an unpublished planning proposal, not an approved FR rule.</w:t>
       </w:r>
     </w:p>
     <w:p>
